--- a/RELEASE_NOTES.docx
+++ b/RELEASE_NOTES.docx
@@ -47,6 +47,313 @@
           <w:color w:val="4C434E"/>
         </w:rPr>
         <w:t xml:space="preserve">Release Notes — internal expense processing app</w:t>
+      </w:r>
+    </w:p>
+    <w:p>
+      <w:pPr/>
+      <w:r>
+        <w:rPr>
+          <w:rFonts w:ascii="Helvetica" w:hAnsi="Helvetica" w:cs="Helvetica"/>
+          <w:sz w:val="29"/>
+          <w:sz-cs w:val="29"/>
+          <w:spacing w:val="0"/>
+          <w:color w:val="6D6D6D"/>
+        </w:rPr>
+        <w:t xml:space="preserve"/>
+      </w:r>
+    </w:p>
+    <w:p>
+      <w:pPr>
+        <w:spacing w:after="53"/>
+      </w:pPr>
+      <w:r>
+        <w:rPr>
+          <w:rFonts w:ascii="Helvetica" w:hAnsi="Helvetica" w:cs="Helvetica"/>
+          <w:sz w:val="40"/>
+          <w:sz-cs w:val="40"/>
+          <w:b/>
+          <w:spacing w:val="0"/>
+          <w:color w:val="FE5001"/>
+        </w:rPr>
+        <w:t xml:space="preserve">20 August 2026</w:t>
+      </w:r>
+    </w:p>
+    <w:p>
+      <w:pPr>
+        <w:spacing w:after="320"/>
+      </w:pPr>
+      <w:r>
+        <w:rPr>
+          <w:rFonts w:ascii="Helvetica" w:hAnsi="Helvetica" w:cs="Helvetica"/>
+          <w:sz w:val="25"/>
+          <w:sz-cs w:val="25"/>
+          <w:spacing w:val="0"/>
+          <w:color w:val="4C434E"/>
+        </w:rPr>
+        <w:t xml:space="preserve">App version 1.0.0 · Android · Update channel: main</w:t>
+      </w:r>
+    </w:p>
+    <w:p>
+      <w:pPr>
+        <w:spacing w:after="160"/>
+      </w:pPr>
+      <w:r>
+        <w:rPr>
+          <w:rFonts w:ascii="Helvetica" w:hAnsi="Helvetica" w:cs="Helvetica"/>
+          <w:sz w:val="32"/>
+          <w:sz-cs w:val="32"/>
+          <w:b/>
+          <w:spacing w:val="0"/>
+          <w:color w:val="1A0E1C"/>
+        </w:rPr>
+        <w:t xml:space="preserve">New Features</w:t>
+      </w:r>
+    </w:p>
+    <w:p>
+      <w:pPr>
+        <w:ind w:left="720" w:first-line="-720"/>
+      </w:pPr>
+      <w:r>
+        <w:rPr>
+          <w:rFonts w:ascii="Helvetica" w:hAnsi="Helvetica" w:cs="Helvetica"/>
+          <w:sz w:val="29"/>
+          <w:sz-cs w:val="29"/>
+          <w:color w:val="1A0E1C"/>
+        </w:rPr>
+        <w:t xml:space="preserve"/>
+        <w:tab/>
+        <w:t xml:space="preserve">•</w:t>
+        <w:tab/>
+        <w:t xml:space="preserve"/>
+      </w:r>
+      <w:r>
+        <w:rPr>
+          <w:rFonts w:ascii="Helvetica" w:hAnsi="Helvetica" w:cs="Helvetica"/>
+          <w:sz w:val="29"/>
+          <w:sz-cs w:val="29"/>
+          <w:spacing w:val="0"/>
+          <w:color w:val="1A0E1C"/>
+        </w:rPr>
+        <w:t xml:space="preserve">Receipt photos are now shared along with the receipt, so a scan taken on one phone can be opened and read on every other phone. Previously a colleague’s receipt arrived with a blank thumbnail and no way to check it.</w:t>
+      </w:r>
+    </w:p>
+    <w:p>
+      <w:pPr>
+        <w:spacing w:after="160"/>
+      </w:pPr>
+      <w:r>
+        <w:rPr>
+          <w:rFonts w:ascii="Helvetica" w:hAnsi="Helvetica" w:cs="Helvetica"/>
+          <w:sz w:val="32"/>
+          <w:sz-cs w:val="32"/>
+          <w:b/>
+          <w:spacing w:val="0"/>
+          <w:color w:val="1A0E1C"/>
+        </w:rPr>
+        <w:t xml:space="preserve">Technical</w:t>
+      </w:r>
+    </w:p>
+    <w:p>
+      <w:pPr>
+        <w:ind w:left="720" w:first-line="-720"/>
+      </w:pPr>
+      <w:r>
+        <w:rPr>
+          <w:rFonts w:ascii="Helvetica" w:hAnsi="Helvetica" w:cs="Helvetica"/>
+          <w:sz w:val="29"/>
+          <w:sz-cs w:val="29"/>
+          <w:color w:val="1A0E1C"/>
+        </w:rPr>
+        <w:t xml:space="preserve"/>
+        <w:tab/>
+        <w:t xml:space="preserve">•</w:t>
+        <w:tab/>
+        <w:t xml:space="preserve"/>
+      </w:r>
+      <w:r>
+        <w:rPr>
+          <w:rFonts w:ascii="Helvetica" w:hAnsi="Helvetica" w:cs="Helvetica"/>
+          <w:sz w:val="29"/>
+          <w:sz-cs w:val="29"/>
+          <w:spacing w:val="0"/>
+          <w:color w:val="1A0E1C"/>
+        </w:rPr>
+        <w:t xml:space="preserve">Photos are uploaded to a private Supabase Storage bucket (</w:t>
+      </w:r>
+      <w:r>
+        <w:rPr>
+          <w:rFonts w:ascii="Helvetica" w:hAnsi="Helvetica" w:cs="Helvetica"/>
+          <w:sz w:val="29"/>
+          <w:sz-cs w:val="29"/>
+          <w:i/>
+          <w:spacing w:val="0"/>
+          <w:color w:val="1A0E1C"/>
+        </w:rPr>
+        <w:t xml:space="preserve">receipt-images</w:t>
+      </w:r>
+      <w:r>
+        <w:rPr>
+          <w:rFonts w:ascii="Helvetica" w:hAnsi="Helvetica" w:cs="Helvetica"/>
+          <w:sz w:val="29"/>
+          <w:sz-cs w:val="29"/>
+          <w:spacing w:val="0"/>
+          <w:color w:val="1A0E1C"/>
+        </w:rPr>
+        <w:t xml:space="preserve">) over the same REST path as the records, with read access through the app key only — receipt IDs contain a timestamp, so a public link would be partly guessable.</w:t>
+      </w:r>
+    </w:p>
+    <w:p>
+      <w:pPr>
+        <w:ind w:left="720" w:first-line="-720"/>
+      </w:pPr>
+      <w:r>
+        <w:rPr>
+          <w:rFonts w:ascii="Helvetica" w:hAnsi="Helvetica" w:cs="Helvetica"/>
+          <w:sz w:val="29"/>
+          <w:sz-cs w:val="29"/>
+          <w:color w:val="1A0E1C"/>
+        </w:rPr>
+        <w:t xml:space="preserve"/>
+        <w:tab/>
+        <w:t xml:space="preserve">•</w:t>
+        <w:tab/>
+        <w:t xml:space="preserve"/>
+      </w:r>
+      <w:r>
+        <w:rPr>
+          <w:rFonts w:ascii="Helvetica" w:hAnsi="Helvetica" w:cs="Helvetica"/>
+          <w:sz w:val="29"/>
+          <w:sz-cs w:val="29"/>
+          <w:spacing w:val="0"/>
+          <w:color w:val="1A0E1C"/>
+        </w:rPr>
+        <w:t xml:space="preserve">Each photo is resized before upload, keeping a receipt around 250 KB instead of a 2–4 MB camera frame, so the free storage tier holds thousands of receipts rather than a few hundred.</w:t>
+      </w:r>
+    </w:p>
+    <w:p>
+      <w:pPr>
+        <w:ind w:left="720" w:first-line="-720"/>
+      </w:pPr>
+      <w:r>
+        <w:rPr>
+          <w:rFonts w:ascii="Helvetica" w:hAnsi="Helvetica" w:cs="Helvetica"/>
+          <w:sz w:val="29"/>
+          <w:sz-cs w:val="29"/>
+          <w:color w:val="1A0E1C"/>
+        </w:rPr>
+        <w:t xml:space="preserve"/>
+        <w:tab/>
+        <w:t xml:space="preserve">•</w:t>
+        <w:tab/>
+        <w:t xml:space="preserve"/>
+      </w:r>
+      <w:r>
+        <w:rPr>
+          <w:rFonts w:ascii="Helvetica" w:hAnsi="Helvetica" w:cs="Helvetica"/>
+          <w:sz w:val="29"/>
+          <w:sz-cs w:val="29"/>
+          <w:spacing w:val="0"/>
+          <w:color w:val="1A0E1C"/>
+        </w:rPr>
+        <w:t xml:space="preserve">A photo that fails to upload never holds back the receipt itself; the record still reaches the database and Settings → Re-upload all receipts sends the photo later.</w:t>
+      </w:r>
+    </w:p>
+    <w:p>
+      <w:pPr>
+        <w:ind w:left="720" w:first-line="-720"/>
+      </w:pPr>
+      <w:r>
+        <w:rPr>
+          <w:rFonts w:ascii="Helvetica" w:hAnsi="Helvetica" w:cs="Helvetica"/>
+          <w:sz w:val="29"/>
+          <w:sz-cs w:val="29"/>
+          <w:color w:val="1A0E1C"/>
+        </w:rPr>
+        <w:t xml:space="preserve"/>
+        <w:tab/>
+        <w:t xml:space="preserve">•</w:t>
+        <w:tab/>
+        <w:t xml:space="preserve"/>
+      </w:r>
+      <w:r>
+        <w:rPr>
+          <w:rFonts w:ascii="Helvetica" w:hAnsi="Helvetica" w:cs="Helvetica"/>
+          <w:sz w:val="29"/>
+          <w:sz-cs w:val="29"/>
+          <w:spacing w:val="0"/>
+          <w:color w:val="1A0E1C"/>
+        </w:rPr>
+        <w:t xml:space="preserve">Requires the updated </w:t>
+      </w:r>
+      <w:r>
+        <w:rPr>
+          <w:rFonts w:ascii="Helvetica" w:hAnsi="Helvetica" w:cs="Helvetica"/>
+          <w:sz w:val="29"/>
+          <w:sz-cs w:val="29"/>
+          <w:i/>
+          <w:spacing w:val="0"/>
+          <w:color w:val="1A0E1C"/>
+        </w:rPr>
+        <w:t xml:space="preserve">supabase/schema.sql</w:t>
+      </w:r>
+      <w:r>
+        <w:rPr>
+          <w:rFonts w:ascii="Helvetica" w:hAnsi="Helvetica" w:cs="Helvetica"/>
+          <w:sz w:val="29"/>
+          <w:sz-cs w:val="29"/>
+          <w:spacing w:val="0"/>
+          <w:color w:val="1A0E1C"/>
+        </w:rPr>
+        <w:t xml:space="preserve"> (adds the </w:t>
+      </w:r>
+      <w:r>
+        <w:rPr>
+          <w:rFonts w:ascii="Helvetica" w:hAnsi="Helvetica" w:cs="Helvetica"/>
+          <w:sz w:val="29"/>
+          <w:sz-cs w:val="29"/>
+          <w:i/>
+          <w:spacing w:val="0"/>
+          <w:color w:val="1A0E1C"/>
+        </w:rPr>
+        <w:t xml:space="preserve">image_path</w:t>
+      </w:r>
+      <w:r>
+        <w:rPr>
+          <w:rFonts w:ascii="Helvetica" w:hAnsi="Helvetica" w:cs="Helvetica"/>
+          <w:sz w:val="29"/>
+          <w:sz-cs w:val="29"/>
+          <w:spacing w:val="0"/>
+          <w:color w:val="1A0E1C"/>
+        </w:rPr>
+        <w:t xml:space="preserve"> column and the storage bucket) to be applied before the app update is published.</w:t>
+      </w:r>
+    </w:p>
+    <w:p>
+      <w:pPr>
+        <w:ind w:left="720" w:first-line="-720"/>
+      </w:pPr>
+      <w:r>
+        <w:rPr>
+          <w:rFonts w:ascii="Helvetica" w:hAnsi="Helvetica" w:cs="Helvetica"/>
+          <w:sz w:val="29"/>
+          <w:sz-cs w:val="29"/>
+          <w:color w:val="1A0E1C"/>
+        </w:rPr>
+        <w:t xml:space="preserve"/>
+        <w:tab/>
+        <w:t xml:space="preserve">•</w:t>
+        <w:tab/>
+        <w:t xml:space="preserve"/>
+      </w:r>
+      <w:r>
+        <w:rPr>
+          <w:rFonts w:ascii="Helvetica" w:hAnsi="Helvetica" w:cs="Helvetica"/>
+          <w:sz w:val="29"/>
+          <w:sz-cs w:val="29"/>
+          <w:spacing w:val="0"/>
+          <w:color w:val="1A0E1C"/>
+        </w:rPr>
+        <w:t xml:space="preserve">Test suite now at 96 tests.</w:t>
       </w:r>
     </w:p>
     <w:p>

--- a/RELEASE_NOTES.docx
+++ b/RELEASE_NOTES.docx
@@ -90,7 +90,33 @@
           <w:spacing w:val="0"/>
           <w:color w:val="4C434E"/>
         </w:rPr>
-        <w:t xml:space="preserve">App version 1.0.0 · Android · Update channel: main</w:t>
+        <w:t xml:space="preserve">App version 1.1.0 · Android · Update channel: main</w:t>
+      </w:r>
+    </w:p>
+    <w:p>
+      <w:pPr>
+        <w:spacing w:after="320"/>
+      </w:pPr>
+      <w:r>
+        <w:rPr>
+          <w:rFonts w:ascii="Helvetica" w:hAnsi="Helvetica" w:cs="Helvetica"/>
+          <w:sz w:val="29"/>
+          <w:sz-cs w:val="29"/>
+          <w:b/>
+          <w:spacing w:val="0"/>
+          <w:color w:val="1A0E1C"/>
+        </w:rPr>
+        <w:t xml:space="preserve">This release is installed, not updated in place.</w:t>
+      </w:r>
+      <w:r>
+        <w:rPr>
+          <w:rFonts w:ascii="Helvetica" w:hAnsi="Helvetica" w:cs="Helvetica"/>
+          <w:sz w:val="29"/>
+          <w:sz-cs w:val="29"/>
+          <w:spacing w:val="0"/>
+          <w:color w:val="1A0E1C"/>
+        </w:rPr>
+        <w:t xml:space="preserve"> Everyone needs to install the new app file once; automatic updates resume afterwards.</w:t>
       </w:r>
     </w:p>
     <w:p>
@@ -326,6 +352,118 @@
           <w:color w:val="1A0E1C"/>
         </w:rPr>
         <w:t xml:space="preserve"> column and the storage bucket) to be applied before the app update is published.</w:t>
+      </w:r>
+    </w:p>
+    <w:p>
+      <w:pPr>
+        <w:ind w:left="720" w:first-line="-720"/>
+      </w:pPr>
+      <w:r>
+        <w:rPr>
+          <w:rFonts w:ascii="Helvetica" w:hAnsi="Helvetica" w:cs="Helvetica"/>
+          <w:sz w:val="29"/>
+          <w:sz-cs w:val="29"/>
+          <w:color w:val="1A0E1C"/>
+        </w:rPr>
+        <w:t xml:space="preserve"/>
+        <w:tab/>
+        <w:t xml:space="preserve">•</w:t>
+        <w:tab/>
+        <w:t xml:space="preserve"/>
+      </w:r>
+      <w:r>
+        <w:rPr>
+          <w:rFonts w:ascii="Helvetica" w:hAnsi="Helvetica" w:cs="Helvetica"/>
+          <w:sz w:val="29"/>
+          <w:sz-cs w:val="29"/>
+          <w:spacing w:val="0"/>
+          <w:color w:val="1A0E1C"/>
+        </w:rPr>
+        <w:t xml:space="preserve">Upgraded to Expo SDK 57 and React Native 0.86.2, from SDK 54 and React Native 0.81.5 — three SDK generations, thirty package versions. React Native 0.87 exists but no Expo release supports it yet.</w:t>
+      </w:r>
+    </w:p>
+    <w:p>
+      <w:pPr>
+        <w:ind w:left="720" w:first-line="-720"/>
+      </w:pPr>
+      <w:r>
+        <w:rPr>
+          <w:rFonts w:ascii="Helvetica" w:hAnsi="Helvetica" w:cs="Helvetica"/>
+          <w:sz w:val="29"/>
+          <w:sz-cs w:val="29"/>
+          <w:color w:val="1A0E1C"/>
+        </w:rPr>
+        <w:t xml:space="preserve"/>
+        <w:tab/>
+        <w:t xml:space="preserve">•</w:t>
+        <w:tab/>
+        <w:t xml:space="preserve"/>
+      </w:r>
+      <w:r>
+        <w:rPr>
+          <w:rFonts w:ascii="Helvetica" w:hAnsi="Helvetica" w:cs="Helvetica"/>
+          <w:sz w:val="29"/>
+          <w:sz-cs w:val="29"/>
+          <w:spacing w:val="0"/>
+          <w:color w:val="1A0E1C"/>
+        </w:rPr>
+        <w:t xml:space="preserve">React Navigation is now provided by Expo Router and is no longer a direct dependency; keeping both produced two conflicting sets of types.</w:t>
+      </w:r>
+    </w:p>
+    <w:p>
+      <w:pPr>
+        <w:ind w:left="720" w:first-line="-720"/>
+      </w:pPr>
+      <w:r>
+        <w:rPr>
+          <w:rFonts w:ascii="Helvetica" w:hAnsi="Helvetica" w:cs="Helvetica"/>
+          <w:sz w:val="29"/>
+          <w:sz-cs w:val="29"/>
+          <w:color w:val="1A0E1C"/>
+        </w:rPr>
+        <w:t xml:space="preserve"/>
+        <w:tab/>
+        <w:t xml:space="preserve">•</w:t>
+        <w:tab/>
+        <w:t xml:space="preserve"/>
+      </w:r>
+      <w:r>
+        <w:rPr>
+          <w:rFonts w:ascii="Helvetica" w:hAnsi="Helvetica" w:cs="Helvetica"/>
+          <w:sz w:val="29"/>
+          <w:sz-cs w:val="29"/>
+          <w:spacing w:val="0"/>
+          <w:color w:val="1A0E1C"/>
+        </w:rPr>
+        <w:t xml:space="preserve">Update targeting now derives from the app’s native build rather than its version number, so an update built for one generation of the app can no longer be delivered to another and crash it.</w:t>
+      </w:r>
+    </w:p>
+    <w:p>
+      <w:pPr>
+        <w:ind w:left="720" w:first-line="-720"/>
+      </w:pPr>
+      <w:r>
+        <w:rPr>
+          <w:rFonts w:ascii="Helvetica" w:hAnsi="Helvetica" w:cs="Helvetica"/>
+          <w:sz w:val="29"/>
+          <w:sz-cs w:val="29"/>
+          <w:color w:val="1A0E1C"/>
+        </w:rPr>
+        <w:t xml:space="preserve"/>
+        <w:tab/>
+        <w:t xml:space="preserve">•</w:t>
+        <w:tab/>
+        <w:t xml:space="preserve"/>
+      </w:r>
+      <w:r>
+        <w:rPr>
+          <w:rFonts w:ascii="Helvetica" w:hAnsi="Helvetica" w:cs="Helvetica"/>
+          <w:sz w:val="29"/>
+          <w:sz-cs w:val="29"/>
+          <w:spacing w:val="0"/>
+          <w:color w:val="1A0E1C"/>
+        </w:rPr>
+        <w:t xml:space="preserve">App file numbers now increment automatically for internal releases, so two different builds can no longer report the same number.</w:t>
       </w:r>
     </w:p>
     <w:p>

--- a/RELEASE_NOTES.docx
+++ b/RELEASE_NOTES.docx
@@ -165,6 +165,76 @@
     </w:p>
     <w:p>
       <w:pPr>
+        <w:ind w:left="720" w:first-line="-720"/>
+      </w:pPr>
+      <w:r>
+        <w:rPr>
+          <w:rFonts w:ascii="Helvetica" w:hAnsi="Helvetica" w:cs="Helvetica"/>
+          <w:sz w:val="29"/>
+          <w:sz-cs w:val="29"/>
+          <w:color w:val="1A0E1C"/>
+        </w:rPr>
+        <w:t xml:space="preserve"/>
+        <w:tab/>
+        <w:t xml:space="preserve">•</w:t>
+        <w:tab/>
+        <w:t xml:space="preserve"/>
+      </w:r>
+      <w:r>
+        <w:rPr>
+          <w:rFonts w:ascii="Helvetica" w:hAnsi="Helvetica" w:cs="Helvetica"/>
+          <w:sz w:val="29"/>
+          <w:sz-cs w:val="29"/>
+          <w:spacing w:val="0"/>
+          <w:color w:val="1A0E1C"/>
+        </w:rPr>
+        <w:t xml:space="preserve">An exported sheet can now be saved directly into a folder on the phone — Downloads, Google Drive, an SD card — instead of only being passed on through the share sheet. Every export now asks </w:t>
+      </w:r>
+      <w:r>
+        <w:rPr>
+          <w:rFonts w:ascii="Helvetica" w:hAnsi="Helvetica" w:cs="Helvetica"/>
+          <w:sz w:val="29"/>
+          <w:sz-cs w:val="29"/>
+          <w:i/>
+          <w:spacing w:val="0"/>
+          <w:color w:val="1A0E1C"/>
+        </w:rPr>
+        <w:t xml:space="preserve">Share</w:t>
+      </w:r>
+      <w:r>
+        <w:rPr>
+          <w:rFonts w:ascii="Helvetica" w:hAnsi="Helvetica" w:cs="Helvetica"/>
+          <w:sz w:val="29"/>
+          <w:sz-cs w:val="29"/>
+          <w:spacing w:val="0"/>
+          <w:color w:val="1A0E1C"/>
+        </w:rPr>
+        <w:t xml:space="preserve"> or </w:t>
+      </w:r>
+      <w:r>
+        <w:rPr>
+          <w:rFonts w:ascii="Helvetica" w:hAnsi="Helvetica" w:cs="Helvetica"/>
+          <w:sz w:val="29"/>
+          <w:sz-cs w:val="29"/>
+          <w:i/>
+          <w:spacing w:val="0"/>
+          <w:color w:val="1A0E1C"/>
+        </w:rPr>
+        <w:t xml:space="preserve">Save to device</w:t>
+      </w:r>
+      <w:r>
+        <w:rPr>
+          <w:rFonts w:ascii="Helvetica" w:hAnsi="Helvetica" w:cs="Helvetica"/>
+          <w:sz w:val="29"/>
+          <w:sz-cs w:val="29"/>
+          <w:spacing w:val="0"/>
+          <w:color w:val="1A0E1C"/>
+        </w:rPr>
+        <w:t xml:space="preserve">, on the monthly sheet, the History export and a single receipt alike.</w:t>
+      </w:r>
+    </w:p>
+    <w:p>
+      <w:pPr>
         <w:spacing w:after="160"/>
       </w:pPr>
       <w:r>
@@ -491,7 +561,35 @@
           <w:spacing w:val="0"/>
           <w:color w:val="1A0E1C"/>
         </w:rPr>
-        <w:t xml:space="preserve">Test suite now at 96 tests.</w:t>
+        <w:t xml:space="preserve">Saving an export uses Android’s Storage Access Framework. The app’s own storage is private and no file manager can open it, so the destination folder is chosen at the moment of saving; the file written there is a normal file that outlives the app.</w:t>
+      </w:r>
+    </w:p>
+    <w:p>
+      <w:pPr>
+        <w:ind w:left="720" w:first-line="-720"/>
+      </w:pPr>
+      <w:r>
+        <w:rPr>
+          <w:rFonts w:ascii="Helvetica" w:hAnsi="Helvetica" w:cs="Helvetica"/>
+          <w:sz w:val="29"/>
+          <w:sz-cs w:val="29"/>
+          <w:color w:val="1A0E1C"/>
+        </w:rPr>
+        <w:t xml:space="preserve"/>
+        <w:tab/>
+        <w:t xml:space="preserve">•</w:t>
+        <w:tab/>
+        <w:t xml:space="preserve"/>
+      </w:r>
+      <w:r>
+        <w:rPr>
+          <w:rFonts w:ascii="Helvetica" w:hAnsi="Helvetica" w:cs="Helvetica"/>
+          <w:sz w:val="29"/>
+          <w:sz-cs w:val="29"/>
+          <w:spacing w:val="0"/>
+          <w:color w:val="1A0E1C"/>
+        </w:rPr>
+        <w:t xml:space="preserve">Test suite now at 100 tests.</w:t>
       </w:r>
     </w:p>
     <w:p>

--- a/RELEASE_NOTES.docx
+++ b/RELEASE_NOTES.docx
@@ -188,6 +188,34 @@
           <w:spacing w:val="0"/>
           <w:color w:val="1A0E1C"/>
         </w:rPr>
+        <w:t xml:space="preserve">Receipt amounts are now checked against each other before a scan is accepted — the line items must add up to the subtotal, and the subtotal plus tax to the total. When they do not, the receipt is read a second time by a stronger AI model, and anything still not adding up is flagged on the receipt with a note saying which figures disagree. Handwritten amounts that were read wrongly used to pass into the monthly sheet unnoticed.</w:t>
+      </w:r>
+    </w:p>
+    <w:p>
+      <w:pPr>
+        <w:ind w:left="720" w:first-line="-720"/>
+      </w:pPr>
+      <w:r>
+        <w:rPr>
+          <w:rFonts w:ascii="Helvetica" w:hAnsi="Helvetica" w:cs="Helvetica"/>
+          <w:sz w:val="29"/>
+          <w:sz-cs w:val="29"/>
+          <w:color w:val="1A0E1C"/>
+        </w:rPr>
+        <w:t xml:space="preserve"/>
+        <w:tab/>
+        <w:t xml:space="preserve">•</w:t>
+        <w:tab/>
+        <w:t xml:space="preserve"/>
+      </w:r>
+      <w:r>
+        <w:rPr>
+          <w:rFonts w:ascii="Helvetica" w:hAnsi="Helvetica" w:cs="Helvetica"/>
+          <w:sz w:val="29"/>
+          <w:sz-cs w:val="29"/>
+          <w:spacing w:val="0"/>
+          <w:color w:val="1A0E1C"/>
+        </w:rPr>
         <w:t xml:space="preserve">An exported sheet can now be saved directly into a folder on the phone — Downloads, Google Drive, an SD card — instead of only being passed on through the share sheet. Every export now asks </w:t>
       </w:r>
       <w:r>
@@ -589,7 +617,35 @@
           <w:spacing w:val="0"/>
           <w:color w:val="1A0E1C"/>
         </w:rPr>
-        <w:t xml:space="preserve">Test suite now at 100 tests.</w:t>
+        <w:t xml:space="preserve">A failed scan is now re-read by a different, stronger model rather than by asking the same one again — a model that misreads a digit gives the same answer the second time. Only receipts that fail the first reading cost the higher price, roughly four times a normal scan.</w:t>
+      </w:r>
+    </w:p>
+    <w:p>
+      <w:pPr>
+        <w:ind w:left="720" w:first-line="-720"/>
+      </w:pPr>
+      <w:r>
+        <w:rPr>
+          <w:rFonts w:ascii="Helvetica" w:hAnsi="Helvetica" w:cs="Helvetica"/>
+          <w:sz w:val="29"/>
+          <w:sz-cs w:val="29"/>
+          <w:color w:val="1A0E1C"/>
+        </w:rPr>
+        <w:t xml:space="preserve"/>
+        <w:tab/>
+        <w:t xml:space="preserve">•</w:t>
+        <w:tab/>
+        <w:t xml:space="preserve"/>
+      </w:r>
+      <w:r>
+        <w:rPr>
+          <w:rFonts w:ascii="Helvetica" w:hAnsi="Helvetica" w:cs="Helvetica"/>
+          <w:sz w:val="29"/>
+          <w:sz-cs w:val="29"/>
+          <w:spacing w:val="0"/>
+          <w:color w:val="1A0E1C"/>
+        </w:rPr>
+        <w:t xml:space="preserve">Test suite now at 113 tests.</w:t>
       </w:r>
     </w:p>
     <w:p>
